--- a/docs/Текст_выступления_EventMind.docx
+++ b/docs/Текст_выступления_EventMind.docx
@@ -39,7 +39,7 @@
         <w:spacing w:after="200"/>
       </w:pPr>
       <w:r>
-        <w:t>Добрый день, уважаемая комиссия. Тема моей работы — «Разработка системы агрегации IT-мероприятий и персонализированных AI-рекомендаций EventMind». Научный руководитель — Замятина Елена Борисовна.</w:t>
+        <w:t>Добрый день, уважаемая комиссия. Тема моей работы — «Разработка приложения для агрегации информации об IT-событиях и выдачи персональных рекомендаций на основе модели пользователя». Научный руководитель — Городилов А. Ю.</w:t>
       </w:r>
     </w:p>
     <w:p>

--- a/docs/Текст_выступления_EventMind.docx
+++ b/docs/Текст_выступления_EventMind.docx
@@ -75,7 +75,7 @@
         <w:spacing w:after="200"/>
       </w:pPr>
       <w:r>
-        <w:t>Объектом исследования являются процессы агрегации информации об IT-мероприятиях и построения персонализированных рекомендаций. Предметом исследования выступает программная система, которая объединяет сбор и нормализацию событий, гибридный рекомендатель и мультиагентного AI-копилота вокруг общей базы данных.</w:t>
+        <w:t>Объектом исследования являются процессы агрегации информации об IT-мероприятиях и построения персонализированных рекомендаций. Предметом исследования выступает программная система, которая объединяет сбор и нормализацию событий, гибридный рекомендатель и Telegram-интерфейс вокруг общей базы данных.</w:t>
       </w:r>
     </w:p>
     <w:p>
@@ -93,7 +93,7 @@
         <w:spacing w:after="200"/>
       </w:pPr>
       <w:r>
-        <w:t>Цель работы — разработать систему, которая автоматически собирает анонсы IT-мероприятий из множества источников, нормализует их и строит для каждого пользователя персональную ленту рекомендаций с понятным объяснением выбора. Для достижения цели были поставлены задачи, представленные на слайде: анализ предметной области, проектирование архитектуры, сбор и AI-нормализация событий, реализация гибридного рекомендатора, разработка интерфейса и копилота, и, наконец, тестирование и оценка качества.</w:t>
+        <w:t>Цель работы — разработать систему, которая автоматически собирает анонсы IT-мероприятий из множества источников, нормализует их и строит для каждого пользователя персональную ленту рекомендаций с понятным объяснением выбора. Для достижения цели были поставлены задачи, представленные на слайде: анализ предметной области, проектирование архитектуры, сбор и AI-нормализация событий, реализация гибридного рекомендатора, разработка интерфейса и обратной связи, и, наконец, тестирование и оценка качества.</w:t>
       </w:r>
     </w:p>
     <w:p>
@@ -147,7 +147,7 @@
         <w:spacing w:after="200"/>
       </w:pPr>
       <w:r>
-        <w:t>На слайде — диаграмма вариантов использования. Пользователь может настроить профиль (интересы, уровень, формат, город и карьерную цель), просматривать персональную ленту, давать обратную связь лайками и дизлайками, на которую лента реагирует в реальном времени, запрашивать объяснение по событию, искать события обычным языком и вести диалог с AI-копилотом для планирования развития.</w:t>
+        <w:t>На слайде — диаграмма вариантов использования. Пользователь может настроить профиль (интересы, уровень, формат, город и карьерную цель), просматривать персональную ленту, давать обратную связь лайками и дизлайками, на которую лента реагирует в реальном времени, запрашивать объяснение по событию, искать события обычным языком и подписываться на дайджест и уведомления.</w:t>
       </w:r>
     </w:p>
     <w:p>
@@ -219,7 +219,7 @@
         <w:spacing w:after="200"/>
       </w:pPr>
       <w:r>
-        <w:t>На слайде — основные технологии. Python 3.12 как основной язык; FastAPI для REST-слоя; aiogram для Telegram-бота; PostgreSQL с pgvector как СУБД; SQLAlchemy и Alembic для моделей и миграций; sentence-transformers для эмбеддингов с поддержкой русского языка; LangGraph для AI-агентов; и цепочка LLM — Gemini с переходом на Groq. Технологии подобраны так, чтобы обеспечить модульность, масштабируемость и простоту сопровождения.</w:t>
+        <w:t>На слайде — основные технологии. Python 3.12 как основной язык; FastAPI для REST-слоя; aiogram для Telegram-бота; PostgreSQL с pgvector как СУБД; SQLAlchemy и Alembic для моделей и миграций; sentence-transformers для эмбеддингов с поддержкой русского языка; и цепочка LLM — Gemini с переходом на Groq — для нормализации и объяснений. Технологии подобраны так, чтобы обеспечить модульность, масштабируемость и простоту сопровождения.</w:t>
       </w:r>
     </w:p>
     <w:p>
@@ -291,7 +291,7 @@
         <w:spacing w:after="200"/>
       </w:pPr>
       <w:r>
-        <w:t>AI-копилот построен как граф LangGraph по схеме Supervisor-Worker: сначала извлекается контекст, затем супервизор выбирает одного из пяти специалистов — рекомендации, карьерный коуч, роадмап, объяснение или сводка — и в конце ответ финализируется. У копилота шесть инструментов через function calling, мульти-туровый диалог и долговременная память. Важно, что это явный, тестируемый граф, а не «магия» внутри одного промпта.</w:t>
+        <w:t>Отдельное внимание уделено надёжности LLM-слоя. Используется цепочка провайдеров: основной — Gemini, при сбое или превышении лимитов запрос уходит на Groq llama-3.3-70b, а затем на более лёгкую 8b-модель. Поверх работают circuit-breaker и индивидуальный cooldown по провайдерам. В системе предусмотрена graceful-degradation на двух уровнях: на уровне LLM (переход к следующему провайдеру) и на уровне рекомендателя (откат к rule-only выдаче). Также реализованы защита API общим секретом, логирование запросов и санитизация пользовательского ввода от prompt-инъекций.</w:t>
       </w:r>
     </w:p>
     <w:p>
@@ -309,7 +309,7 @@
         <w:spacing w:after="200"/>
       </w:pPr>
       <w:r>
-        <w:t>Отдельное внимание уделено надёжности LLM-слоя. Используется цепочка провайдеров: основной — Gemini, при сбое или превышении лимитов запрос уходит на Groq llama-3.3-70b, а затем на более лёгкую 8b-модель. Поверх работают circuit-breaker и индивидуальный cooldown по провайдерам. Всего в системе три уровня graceful-degradation: на уровне LLM, на уровне рекомендатора (откат к rule-only) и на уровне копилота (сохранение сессии). Также реализованы защита API общим секретом, логирование запросов и санитизация пользовательского ввода от prompt-инъекций.</w:t>
+        <w:t>Качество рекомендаций оценивалось двумя способами. По метрикам leave-one-out гибрид превосходит базовый rule-подход: Recall@5 вырос с 0,50 до 0,65, а nDCG@5 — с 0,26 до 0,38. Дополнительно проводилась оценка LLM-судьёй по релевантности и разнообразию. Кодовая база покрыта 369 автотестами — от скоринга и байесовских компонент до ингеста и безопасности. Все оценочные скрипты воспроизводимы с фиксированным seed.</w:t>
       </w:r>
     </w:p>
     <w:p>
@@ -327,7 +327,7 @@
         <w:spacing w:after="200"/>
       </w:pPr>
       <w:r>
-        <w:t>Качество рекомендаций оценивалось двумя способами. По метрикам leave-one-out гибрид превосходит базовый rule-подход: Recall@5 вырос с 0,50 до 0,65, а nDCG@5 — с 0,26 до 0,38. Дополнительно проводилась оценка LLM-судьёй по релевантности и разнообразию. Кодовая база покрыта 369 автотестами — от скоринга и байесовских компонент до копилота и безопасности. Все оценочные скрипты воспроизводимы с фиксированным seed.</w:t>
+        <w:t>В заключение: все поставленные задачи выполнены. Собрана рабочая система из API, бота и планировщика вокруг общей базы; реализован гибридный рекомендатель из девяти компонент с объяснением выбора; настроен сбор из шести источников с нормализацией и дедупликацией; качество подтверждено метриками и тестами. Среди направлений развития — расширение списка источников, включение GNN на большем датасете, расширение пользовательских сценариев бота, A/B-тестирование весов и развитие работы в магистерскую.</w:t>
       </w:r>
     </w:p>
     <w:p>
@@ -338,24 +338,6 @@
           <w:sz w:val="28"/>
         </w:rPr>
         <w:t>Слайд 18</w:t>
-      </w:r>
-    </w:p>
-    <w:p>
-      <w:pPr>
-        <w:spacing w:after="200"/>
-      </w:pPr>
-      <w:r>
-        <w:t>В заключение: все поставленные задачи выполнены. Собрана рабочая система из API, бота и планировщика вокруг общей базы; реализован гибридный рекомендатель из девяти компонент с объяснениями и AI-копилот на LangGraph; настроен сбор из шести источников с нормализацией и дедупликацией; качество подтверждено метриками и тестами. Среди направлений развития — расширение списка источников, включение GNN на большем датасете, переработка UX копилота, A/B-тестирование весов и развитие работы в магистерскую.</w:t>
-      </w:r>
-    </w:p>
-    <w:p>
-      <w:r>
-        <w:rPr>
-          <w:b/>
-          <w:color w:val="0F2C68"/>
-          <w:sz w:val="28"/>
-        </w:rPr>
-        <w:t>Слайд 19</w:t>
       </w:r>
     </w:p>
     <w:p>

--- a/docs/Текст_выступления_EventMind.docx
+++ b/docs/Текст_выступления_EventMind.docx
@@ -18,9 +18,9 @@
           <w:i/>
           <w:sz w:val="24"/>
         </w:rPr>
-        <w:t>EventMind — агрегация IT-мероприятий и персонализированные AI-рекомендации</w:t>
+        <w:t>Агрегация IT-мероприятий и персональные рекомендации</w:t>
         <w:br/>
-        <w:t>Ориентир: 15–20 минут</w:t>
+        <w:t>Ориентир: около 7 минут</w:t>
       </w:r>
     </w:p>
     <w:p/>
@@ -39,7 +39,7 @@
         <w:spacing w:after="200"/>
       </w:pPr>
       <w:r>
-        <w:t>Добрый день, уважаемая комиссия. Тема моей работы — «Разработка приложения для агрегации информации об IT-событиях и выдачи персональных рекомендаций на основе модели пользователя». Научный руководитель — Городилов А. Ю.</w:t>
+        <w:t>Добрый день, уважаемая комиссия. Тема работы — «Разработка приложения для агрегации информации об IT-событиях и выдачи персональных рекомендаций на основе модели пользователя». Научный руководитель — Городилов Анатолий Юрьевич.</w:t>
       </w:r>
     </w:p>
     <w:p>
@@ -57,7 +57,7 @@
         <w:spacing w:after="200"/>
       </w:pPr>
       <w:r>
-        <w:t>Актуальность темы обусловлена тем, что IT-мероприятий сегодня очень много: конференции, митапы, вебинары и хакатоны проходят десятками в неделю. При этом анонсы разбросаны по множеству сайтов, агрегаторов и Telegram-каналов — единой точки входа нет. Отфильтровать релевантное по теме, уровню, формату и городу приходится вручную, и это отнимает время. EventMind решает эту проблему: один Telegram-бот собирает события из шести источников и строит ленту по девяти признакам с объяснением, почему рекомендовано именно это событие. Ключевое отличие от обычной афиши — система учитывает не только темы, но и карьерную цель пользователя и историю его реакций.</w:t>
+        <w:t>IT-мероприятий очень много: конференции, митапы и вебинары идут десятками в неделю, но анонсы разбросаны по сайтам, агрегаторам и каналам — единой точки входа нет. Отбирать подходящее по теме, уровню и городу приходится вручную. При этом растёт запрос на персональную ленту «под себя» — именно эту задачу и решает работа.</w:t>
       </w:r>
     </w:p>
     <w:p>
@@ -75,7 +75,7 @@
         <w:spacing w:after="200"/>
       </w:pPr>
       <w:r>
-        <w:t>Объектом исследования являются процессы агрегации информации об IT-мероприятиях и построения персонализированных рекомендаций. Предметом исследования выступает программная система, которая объединяет сбор и нормализацию событий, гибридный рекомендатель и Telegram-интерфейс вокруг общей базы данных.</w:t>
+        <w:t>Объект исследования — процессы агрегации IT-мероприятий и построения персональных рекомендаций. Предмет — программная система, которая объединяет сбор и нормализацию событий, гибридный рекомендатель и пользовательский интерфейс вокруг общей базы данных.</w:t>
       </w:r>
     </w:p>
     <w:p>
@@ -93,7 +93,7 @@
         <w:spacing w:after="200"/>
       </w:pPr>
       <w:r>
-        <w:t>Цель работы — разработать систему, которая автоматически собирает анонсы IT-мероприятий из множества источников, нормализует их и строит для каждого пользователя персональную ленту рекомендаций с понятным объяснением выбора. Для достижения цели были поставлены задачи, представленные на слайде: анализ предметной области, проектирование архитектуры, сбор и AI-нормализация событий, реализация гибридного рекомендатора, разработка интерфейса и обратной связи, и, наконец, тестирование и оценка качества.</w:t>
+        <w:t>Цель — разработать систему, которая сама собирает анонсы из разных источников, приводит их к единому виду и строит персональную ленту с понятным объяснением выбора. Задачи перечислены на слайде: от анализа области и существующих решений до реализации гибридного алгоритма, интерфейса с обратной связью и оценки качества.</w:t>
       </w:r>
     </w:p>
     <w:p>
@@ -111,7 +111,7 @@
         <w:spacing w:after="200"/>
       </w:pPr>
       <w:r>
-        <w:t>На этом слайде — основные проблемы, которые решает система. Во-первых, фрагментированность: анонсы разбросаны по десяткам источников. Во-вторых, информационный шум и дубли одних и тех же событий. В-третьих, отсутствие персонализации под уровень и карьерную цель пользователя. В-четвёртых, рекомендации без объяснения, почему предложено именно это. И в-пятых, ручная фильтрация, которая отнимает много времени. Все эти проблемы и формируют потребность в разрабатываемой системе.</w:t>
+        <w:t>Коротко о проблемах предметной области: разрозненность источников, информационный шум и дубли анонсов, отсутствие учёта уровня и карьерной цели, рекомендации без объяснения и ручная фильтрация, которая отнимает время.</w:t>
       </w:r>
     </w:p>
     <w:p>
@@ -129,7 +129,7 @@
         <w:spacing w:after="200"/>
       </w:pPr>
       <w:r>
-        <w:t>Здесь представлен сравнительный анализ подходов к построению рекомендаций. Контентный подход хорошо работает при малом числе пользователей и объясним, но ограничен в разнообразии. Коллаборативная фильтрация находит скрытые закономерности, но страдает от проблемы холодного старта. Семантический подход на эмбеддингах учитывает смысл, но требует затрат на векторы. Контекстный бандит балансирует исследование и эксплуатацию. В качестве основного алгоритма выбран гибридный подход, поскольку он объединяет сильные стороны остальных и устойчив к холодному старту.</w:t>
+        <w:t>Существующие решения закрывают задачу лишь частично. Универсальные площадки вроде Timepad и Meetup не специализированы на IT и не учитывают поведение пользователя, тематические площадки не строят персональных подборок, а в каналах сообществ нет поиска и персонализации. Ни одно решение не объединяет агрегацию из разных источников, учёт реакций и объяснимость — это и есть ниша работы.</w:t>
       </w:r>
     </w:p>
     <w:p>
@@ -147,7 +147,7 @@
         <w:spacing w:after="200"/>
       </w:pPr>
       <w:r>
-        <w:t>На слайде — диаграмма вариантов использования. Пользователь может настроить профиль (интересы, уровень, формат, город и карьерную цель), просматривать персональную ленту, давать обратную связь лайками и дизлайками, на которую лента реагирует в реальном времени, запрашивать объяснение по событию, искать события обычным языком и подписываться на дайджест и уведомления.</w:t>
+        <w:t>Теперь к главному — к подходам построения рекомендаций, ведь рекомендатель и есть ядро работы. Контентный подход сравнивает само содержание событий с интересами пользователя: он простой и хорошо объясним, но даёт узкую, однообразную выдачу. Коллаборативная фильтрация смотрит, что лайкали похожие пользователи, и находит неочевидные связи, но плохо работает в начале, когда данных о человеке ещё мало — это называют проблемой холодного старта. Семантический подход переводит тексты в векторы и сравнивает их по смыслу, а не по точным словам. Контекстный бандит — это онлайн-обучение, которое балансирует между проверенным и новым. У каждого подхода свои сильные и слабые стороны, поэтому как основной выбран гибридный: он объединяет их вместе и устойчив к холодному старту.</w:t>
       </w:r>
     </w:p>
     <w:p>
@@ -165,7 +165,7 @@
         <w:spacing w:after="200"/>
       </w:pPr>
       <w:r>
-        <w:t>Здесь показан бизнес-процесс системы целиком: от сбора и нормализации событий из внешних источников до доставки персональной ленты пользователю и обработки его обратной связи, которая дальше уточняет рекомендации.</w:t>
+        <w:t>Диаграмма вариантов использования. Пользователь настраивает профиль, получает персональную ленту с объяснениями, оценивает и сохраняет события, ищет их обычным языком и получает дайджест. Администратор загружает события из источников и просматривает аналитику.</w:t>
       </w:r>
     </w:p>
     <w:p>
@@ -183,7 +183,7 @@
         <w:spacing w:after="200"/>
       </w:pPr>
       <w:r>
-        <w:t>На этом слайде — архитектура системы на уровне контейнеров. Это три независимых процесса вокруг общей базы данных: API на FastAPI, Telegram-бот на aiogram и планировщик фоновых задач на APScheduler. Хранилище — PostgreSQL с расширением pgvector для семантического поиска. LLM-вызовы идут к внешним провайдерам — Gemini и Groq. Архитектура модульная, что упрощает разработку и сопровождение.</w:t>
+        <w:t>Здесь бизнес-процесс целиком: от сбора и нормализации событий до доставки персональной ленты и обработки обратной связи, которая дальше уточняет рекомендации.</w:t>
       </w:r>
     </w:p>
     <w:p>
@@ -201,7 +201,7 @@
         <w:spacing w:after="200"/>
       </w:pPr>
       <w:r>
-        <w:t>Здесь представлена модель данных. В базе хранятся пользователи, события, их взаимодействия (лайки, сохранения, просмотры), векторные представления пользователей и событий, состояние контекстного бандита и заметки долговременной памяти. Векторы хранятся через pgvector, что позволяет искать близкие по смыслу события на стороне базы.</w:t>
+        <w:t>Архитектура — три независимых процесса вокруг общей базы данных. Первый — серверная часть на FastAPI: REST-эндпоинты, сервисный слой с рекомендателем и объяснениями, поиск и отбор кандидатов по вектору через pgvector. Справа модуль приближён, чтобы был виден стек.</w:t>
       </w:r>
     </w:p>
     <w:p>
@@ -219,7 +219,7 @@
         <w:spacing w:after="200"/>
       </w:pPr>
       <w:r>
-        <w:t>На слайде — основные технологии. Python 3.12 как основной язык; FastAPI для REST-слоя; aiogram для Telegram-бота; PostgreSQL с pgvector как СУБД; SQLAlchemy и Alembic для моделей и миграций; sentence-transformers для эмбеддингов с поддержкой русского языка; и цепочка LLM — Gemini с переходом на Groq — для нормализации и объяснений. Технологии подобраны так, чтобы обеспечить модульность, масштабируемость и простоту сопровождения.</w:t>
+        <w:t>Второй процесс — Telegram-бот на aiogram: обработчики команд, мастер настройки профиля и карточки событий с кнопками. С серверной частью бот общается по REST.</w:t>
       </w:r>
     </w:p>
     <w:p>
@@ -237,7 +237,7 @@
         <w:spacing w:after="200"/>
       </w:pPr>
       <w:r>
-        <w:t>Ядро системы — гибридный рекомендатель из девяти компонент. Rule-компонента отвечает за явные предпочтения профиля, cosine — за семантическую близость, bayesian накапливает статистику по темам, quality и hype — это LLM-оценки качества и актуальности, freshness учитывает свежесть, skill_gap — соответствие карьерной цели, bandit балансирует исследование и эксплуатацию, gnn даёт коллаборативный сигнал. Поверх работает MMR-rerank для разнообразия и anti-flood, чтобы из одной серии событий показывался только ближайший выпуск. Каждая компонента изолирована в try/except — сбой одной не ломает всю выдачу.</w:t>
+        <w:t>Третий процесс — планировщик на APScheduler: рассылка персонального дайджеста, периодический сбор событий из источников и фоновый прогрев векторов и памяти.</w:t>
       </w:r>
     </w:p>
     <w:p>
@@ -255,7 +255,7 @@
         <w:spacing w:after="200"/>
       </w:pPr>
       <w:r>
-        <w:t>На этом слайде показано, как строится рекомендация. По запросу к /recommendations гибрид отбирает top-N релевантных событий, после чего выполняется один LLM-вызов, который пишет объяснения сразу по всем отобранным событиям. Это паттерн RAG: модель объясняет только реально найденные события и не выдумывает несуществующих.</w:t>
+        <w:t>Модель данных — это и есть модель пользователя, на которой держится рекомендатель. По каждому человеку мы храним несколько слоёв: базовый профиль с весами интересов по темам, его взаимодействия — лайки, дизлайки и сохранения, векторное представление вкусов, статистику предпочтений по темам, состояние обучаемого бандита и заметки долговременной памяти о целях. Рядом — события с их векторами. Связи проведены от первичных ключей к внешним, а векторы хранятся через pgvector, что позволяет искать близкие по смыслу события прямо на стороне базы.</w:t>
       </w:r>
     </w:p>
     <w:p>
@@ -273,7 +273,7 @@
         <w:spacing w:after="200"/>
       </w:pPr>
       <w:r>
-        <w:t>Здесь — процесс сбора и нормализации событий. Данные приходят из шести источников: habr, rss, kudago, luma, meetup и telegram. Сначала они попадают в таблицу сырых событий, затем проходят AI-нормализацию с валидацией через Pydantic, строгую проверку перечислений и формата даты. Дубликаты отсекаются по косинусной близости векторов. Повторный сбор идемпотентен — одно и то же событие не задваивается.</w:t>
+        <w:t>Это центральный слайд. Рекомендатель — гибридный, и для каждого события он считает девять сигналов, а потом складывает их с весами. Пройдусь по ним простыми словами. Первый — правила профиля: прямое совпадение выбранных тем, формата и города; простой и понятный базовый сигнал. Второй и самый весомый — семантическая близость: интересы пользователя и описание события переводятся в векторы и сравниваются по смыслу, поэтому «нейросети» и «глубокое обучение» система считает близкими, даже если слова разные. Третий — байесовская статистика по темам: по каждой теме мы помним, как человек на неё реагировал, и метод Томпсона сам балансирует между проверенным и новым; со временем старые реакции затухают, чтобы успевать за сменой интересов. Дальше две оценки от языковой модели — качество описания события и актуальность темы. Затем свежесть: ближайшие по дате события поднимаются, прошедшие опускаются. Седьмой сигнал — соответствие карьерной цели: сравниваем желаемые навыки человека со стеком события и поднимаем то, что приближает к цели. Восьмой — контекстный бандит: он дообучается на лету и добавляет небольшой бонус за исследование новых вариантов. Девятый — коллаборативный сигнал «похожие на тебя лайкали это»; на текущем малом наборе данных он пока отключён. Итог — взвешенная сумма; веса подобраны так, что смысловая близость и предпочтения по темам важнее всего. Поверх работает переранжирование для разнообразия, чтобы в топе не было пяти почти одинаковых митапов, и антиповтор серий. Каждый сигнал изолирован — сбой одного не ломает всю выдачу.</w:t>
       </w:r>
     </w:p>
     <w:p>
@@ -291,7 +291,7 @@
         <w:spacing w:after="200"/>
       </w:pPr>
       <w:r>
-        <w:t>Отдельное внимание уделено надёжности LLM-слоя. Используется цепочка провайдеров: основной — Gemini, при сбое или превышении лимитов запрос уходит на Groq llama-3.3-70b, а затем на более лёгкую 8b-модель. Поверх работают circuit-breaker и индивидуальный cooldown по провайдерам. В системе предусмотрена graceful-degradation на двух уровнях: на уровне LLM (переход к следующему провайдеру) и на уровне рекомендателя (откат к rule-only выдаче). Также реализованы защита API общим секретом, логирование запросов и санитизация пользовательского ввода от prompt-инъекций.</w:t>
+        <w:t>Теперь как всё это работает по шагам. На запрос ленты для каждого события считаются те самые девять сигналов, они складываются с весами в общий балл, список сортируется по убыванию, прогоняется через переранжирование для разнообразия — и берётся несколько лучших. После этого один вызов языковой модели пишет короткие объяснения сразу ко всем отобранным событиям, опираясь только на их реальные данные — это подход RAG, поэтому модель ничего не выдумывает. А когда пользователь ставит лайк, дизлайк или сохраняет событие, эта реакция тут же обновляет и его профиль, и байесовскую статистику, и состояние бандита — то есть лента подстраивается практически сразу.</w:t>
       </w:r>
     </w:p>
     <w:p>
@@ -309,7 +309,7 @@
         <w:spacing w:after="200"/>
       </w:pPr>
       <w:r>
-        <w:t>Качество рекомендаций оценивалось двумя способами. По метрикам leave-one-out гибрид превосходит базовый rule-подход: Recall@5 вырос с 0,50 до 0,65, а nDCG@5 — с 0,26 до 0,38. Дополнительно проводилась оценка LLM-судьёй по релевантности и разнообразию. Кодовая база покрыта 369 автотестами — от скоринга и байесовских компонент до ингеста и безопасности. Все оценочные скрипты воспроизводимы с фиксированным seed.</w:t>
+        <w:t>Сбор и нормализация событий. Данные приходят из шести источников, попадают в таблицу сырых записей и проходят нормализацию через языковую модель с проверкой типов и дат. Дубликаты отсекаются по близости векторов, а повторный сбор не задваивает события.</w:t>
       </w:r>
     </w:p>
     <w:p>
@@ -327,7 +327,7 @@
         <w:spacing w:after="200"/>
       </w:pPr>
       <w:r>
-        <w:t>В заключение: все поставленные задачи выполнены. Собрана рабочая система из API, бота и планировщика вокруг общей базы; реализован гибридный рекомендатель из девяти компонент с объяснением выбора; настроен сбор из шести источников с нормализацией и дедупликацией; качество подтверждено метриками и тестами. Среди направлений развития — расширение списка источников, включение GNN на большем датасете, расширение пользовательских сценариев бота, A/B-тестирование весов и развитие работы в магистерскую.</w:t>
+        <w:t>Кратко о надёжности. Языковые модели подключены цепочкой: основная — Gemini, при сбое запрос уходит на резервные модели Groq. Предусмотрена плавная деградация: на уровне моделей — переход к следующему провайдеру, на уровне рекомендателя — откат к выдаче по правилам, чтобы пользователь всегда получал ленту.</w:t>
       </w:r>
     </w:p>
     <w:p>
@@ -338,6 +338,42 @@
           <w:sz w:val="28"/>
         </w:rPr>
         <w:t>Слайд 18</w:t>
+      </w:r>
+    </w:p>
+    <w:p>
+      <w:pPr>
+        <w:spacing w:after="200"/>
+      </w:pPr>
+      <w:r>
+        <w:t>Качество оценивалось двумя независимыми способами. Первый — оффлайн по схеме «leave-one-out»: у пользователя прячем одно понравившееся событие и проверяем, вернёт ли его система. Recall@5 — это доля случаев, когда спрятанное событие попало в первую пятёрку, а nDCG@5 учитывает ещё и его позицию в списке. Базовое правило даёт Recall@5 равный 0,50, гибрид — 0,65: рост на 15 пунктов, это примерно плюс тридцать процентов. По nDCG@5 рост с 0,26 до 0,38 — почти в полтора раза, то есть нужные события не просто попадают в топ, а оказываются выше. На горизонте топ-10 разрыв меньше — 0,80 против 0,85: базовый подход со временем догоняет, но гибрид находит релевантное раньше, а это и важно для ленты. Второй способ — оценка языковой моделью-судьёй по шкале от 1 до 5. По релевантности гибрид немного лучше — 4,40 против 4,33; а по разнообразию ниже — 2,10 против 2,53. Это честный и ожидаемый результат: гибрид сильнее фокусируется на релевантном, поэтому разнообразие мы регулируем отдельно — тем самым переранжированием. Все измерения воспроизводимы с фиксированным зерном, а код покрыт 369 автотестами.</w:t>
+      </w:r>
+    </w:p>
+    <w:p>
+      <w:r>
+        <w:rPr>
+          <w:b/>
+          <w:color w:val="0F2C68"/>
+          <w:sz w:val="28"/>
+        </w:rPr>
+        <w:t>Слайд 19</w:t>
+      </w:r>
+    </w:p>
+    <w:p>
+      <w:pPr>
+        <w:spacing w:after="200"/>
+      </w:pPr>
+      <w:r>
+        <w:t>В заключение: все поставленные задачи выполнены. Собрана рабочая система из серверной части, бота и планировщика вокруг общей базы; реализован гибридный рекомендатель из девяти компонент с объяснением выбора; настроен сбор из шести источников с нормализацией и дедупликацией; качество подтверждено метриками и тестами. Среди направлений развития — расширение списка источников, включение коллаборативного сигнала на большем наборе данных и развитие работы в магистерскую.</w:t>
+      </w:r>
+    </w:p>
+    <w:p>
+      <w:r>
+        <w:rPr>
+          <w:b/>
+          <w:color w:val="0F2C68"/>
+          <w:sz w:val="28"/>
+        </w:rPr>
+        <w:t>Слайд 20</w:t>
       </w:r>
     </w:p>
     <w:p>

--- a/docs/Текст_выступления_EventMind.docx
+++ b/docs/Текст_выступления_EventMind.docx
@@ -39,7 +39,7 @@
         <w:spacing w:after="200"/>
       </w:pPr>
       <w:r>
-        <w:t>Добрый день, уважаемая комиссия. Тема работы — «Разработка приложения для агрегации информации об IT-событиях и выдачи персональных рекомендаций на основе модели пользователя». Научный руководитель — Городилов Анатолий Юрьевич.</w:t>
+        <w:t>Добрый день, уважаемая комиссия. Меня зовут Белов Егор, тема моей работы — агрегация IT-событий и персональные рекомендации на основе модели пользователя. Научный руководитель — Анатолий Юрьевич Городилов. Далее расскажу, какую задачу решал и что в итоге получилось.</w:t>
       </w:r>
     </w:p>
     <w:p>
@@ -57,7 +57,7 @@
         <w:spacing w:after="200"/>
       </w:pPr>
       <w:r>
-        <w:t>IT-мероприятий очень много: конференции, митапы и вебинары идут десятками в неделю, но анонсы разбросаны по сайтам, агрегаторам и каналам — единой точки входа нет. Отбирать подходящее по теме, уровню и городу приходится вручную. При этом растёт запрос на персональную ленту «под себя» — именно эту задачу и решает работа.</w:t>
+        <w:t>На слайде представлены актуальность и постановка проблемы. IT-мероприятий выходят десятки в неделю, но анонсы разбросаны по сайтам, агрегаторам и каналам — единой точки входа нет, а отбор подходящего остаётся ручной рутиной. Кроме того, обычные афиши не учитывают ни историю интересов пользователя, ни его карьерную цель. Отсюда решение — собирать события автоматически и строить персональную ленту с понятным объяснением выбора.</w:t>
       </w:r>
     </w:p>
     <w:p>
@@ -75,7 +75,7 @@
         <w:spacing w:after="200"/>
       </w:pPr>
       <w:r>
-        <w:t>Объект исследования — процессы агрегации IT-мероприятий и построения персональных рекомендаций. Предмет — программная система, которая объединяет сбор и нормализацию событий, гибридный рекомендатель и пользовательский интерфейс вокруг общей базы данных.</w:t>
+        <w:t>На слайде определены объект и предмет исследования. Объект — процессы агрегации событий и построения рекомендаций; предмет — программная система, которая объединяет сбор, рекомендатель и интерфейс вокруг общей базы данных.</w:t>
       </w:r>
     </w:p>
     <w:p>
@@ -93,7 +93,7 @@
         <w:spacing w:after="200"/>
       </w:pPr>
       <w:r>
-        <w:t>Цель — разработать систему, которая сама собирает анонсы из разных источников, приводит их к единому виду и строит персональную ленту с понятным объяснением выбора. Задачи перечислены на слайде: от анализа области и существующих решений до реализации гибридного алгоритма, интерфейса с обратной связью и оценки качества.</w:t>
+        <w:t>На слайде представлены цель и задачи работы. Задачи задают её маршрут: от анализа предметной области и подходов до реализации алгоритма, интерфейса с обратной связью и оценки качества. По этому маршруту построен и доклад.</w:t>
       </w:r>
     </w:p>
     <w:p>
@@ -111,7 +111,7 @@
         <w:spacing w:after="200"/>
       </w:pPr>
       <w:r>
-        <w:t>Коротко о проблемах предметной области: разрозненность источников, информационный шум и дубли анонсов, отсутствие учёта уровня и карьерной цели, рекомендации без объяснения и ручная фильтрация, которая отнимает время.</w:t>
+        <w:t>На слайде перечислены пять проблем предметной области. Ключевые из них — две: рекомендации обычно даются без объяснения, почему предложено именно это событие, и не учитывают уровень и карьерную цель пользователя. На них работа нацелена в первую очередь.</w:t>
       </w:r>
     </w:p>
     <w:p>
@@ -129,7 +129,7 @@
         <w:spacing w:after="200"/>
       </w:pPr>
       <w:r>
-        <w:t>Существующие решения закрывают задачу лишь частично. Универсальные площадки вроде Timepad и Meetup не специализированы на IT и не учитывают поведение пользователя, тематические площадки не строят персональных подборок, а в каналах сообществ нет поиска и персонализации. Ни одно решение не объединяет агрегацию из разных источников, учёт реакций и объяснимость — это и есть ниша работы.</w:t>
+        <w:t>На слайде представлена таблица с анализом существующих решений. Вывод следующий: каждое закрывает задачу лишь частично. Универсальные площадки не специализированы на IT и не учитывают поведение пользователя, тематические не строят персональных подборок, а в каналах сообществ нет ни поиска, ни персонализации. Ни одно решение не объединяет агрегацию из разных источников, учёт реакций и объяснимость — это и есть ниша работы.</w:t>
       </w:r>
     </w:p>
     <w:p>
@@ -147,7 +147,7 @@
         <w:spacing w:after="200"/>
       </w:pPr>
       <w:r>
-        <w:t>Теперь к главному — к подходам построения рекомендаций, ведь рекомендатель и есть ядро работы. Контентный подход сравнивает само содержание событий с интересами пользователя: он простой и хорошо объясним, но даёт узкую, однообразную выдачу. Коллаборативная фильтрация смотрит, что лайкали похожие пользователи, и находит неочевидные связи, но плохо работает в начале, когда данных о человеке ещё мало — это называют проблемой холодного старта. Семантический подход переводит тексты в векторы и сравнивает их по смыслу, а не по точным словам. Контекстный бандит — это онлайн-обучение, которое балансирует между проверенным и новым. У каждого подхода свои сильные и слабые стороны, поэтому как основной выбран гибридный: он объединяет их вместе и устойчив к холодному старту.</w:t>
+        <w:t>На слайде в таблице сопоставлены основные подходы к рекомендациям. Контентный подход сравнивает содержание события с интересами: он работает уже при одном пользователе и хорошо объясним, но в одиночку даёт узкую, однообразную выдачу. Коллаборативная фильтрация анализирует, что лайкали похожие пользователи, и находит неочевидное, но требует объёма данных и страдает от холодного старта, когда о новом человеке данных ещё нет. Семантический подход переводит тексты в векторы и сравнивает их по смыслу, а не по точным словам, снимая проблему синонимов и разных языков. Контекстный бандит добавляет онлайн-обучение и балансирует между проверенным и новым. Общий вывод: ни один подход не самодостаточен — слабость каждого приходится на сильную сторону другого. Поэтому как основной выбран гибридный подход: он объединяет их сильные стороны, остаётся объяснимым за счёт контентной части и устойчив к холодному старту за счёт правил и семантики.</w:t>
       </w:r>
     </w:p>
     <w:p>
@@ -165,7 +165,7 @@
         <w:spacing w:after="200"/>
       </w:pPr>
       <w:r>
-        <w:t>Диаграмма вариантов использования. Пользователь настраивает профиль, получает персональную ленту с объяснениями, оценивает и сохраняет события, ищет их обычным языком и получает дайджест. Администратор загружает события из источников и просматривает аналитику.</w:t>
+        <w:t>На слайде — диаграмма вариантов использования. Пользователю доступны настройка профиля, персональная лента с объяснениями, оценки и сохранения, поиск обычным языком и дайджест; администратору — загрузка событий из источников и просмотр аналитики.</w:t>
       </w:r>
     </w:p>
     <w:p>
@@ -183,7 +183,7 @@
         <w:spacing w:after="200"/>
       </w:pPr>
       <w:r>
-        <w:t>Здесь бизнес-процесс целиком: от сбора и нормализации событий до доставки персональной ленты и обработки обратной связи, которая дальше уточняет рекомендации.</w:t>
+        <w:t>На слайде показан бизнес-процесс системы целиком — от сбора и нормализации событий до доставки персональной ленты и обработки обратной связи, которая далее уточняет рекомендации. Ключевые блоки разберу по отдельности.</w:t>
       </w:r>
     </w:p>
     <w:p>
@@ -201,7 +201,7 @@
         <w:spacing w:after="200"/>
       </w:pPr>
       <w:r>
-        <w:t>Архитектура — три независимых процесса вокруг общей базы данных. Первый — серверная часть на FastAPI: REST-эндпоинты, сервисный слой с рекомендателем и объяснениями, поиск и отбор кандидатов по вектору через pgvector. Справа модуль приближён, чтобы был виден стек.</w:t>
+        <w:t>Архитектура — три независимых процесса вокруг общей базы данных, каждому отведён отдельный слайд. Первый — серверная часть на FastAPI: REST-эндпоинты, рекомендатель, объяснения и отбор кандидатов по вектору через pgvector. Справа модуль приближён, чтобы был виден стек.</w:t>
       </w:r>
     </w:p>
     <w:p>
@@ -219,7 +219,7 @@
         <w:spacing w:after="200"/>
       </w:pPr>
       <w:r>
-        <w:t>Второй процесс — Telegram-бот на aiogram: обработчики команд, мастер настройки профиля и карточки событий с кнопками. С серверной частью бот общается по REST.</w:t>
+        <w:t>Второй процесс — Telegram-бот на aiogram: обработчики команд, мастер настройки профиля и карточки событий с кнопками. Бот выбран как интерфейс, поскольку не требует установки и работает там, где пользователь и так читает анонсы. С серверной частью бот общается по REST.</w:t>
       </w:r>
     </w:p>
     <w:p>
@@ -237,7 +237,7 @@
         <w:spacing w:after="200"/>
       </w:pPr>
       <w:r>
-        <w:t>Третий процесс — планировщик на APScheduler: рассылка персонального дайджеста, периодический сбор событий из источников и фоновый прогрев векторов и памяти.</w:t>
+        <w:t>Третий процесс — планировщик на APScheduler. Он выполняет фоновые задачи, которые не должны замедлять пользователя: рассылку персонального дайджеста, периодический сбор новых событий и прогрев векторов.</w:t>
       </w:r>
     </w:p>
     <w:p>
@@ -255,7 +255,7 @@
         <w:spacing w:after="200"/>
       </w:pPr>
       <w:r>
-        <w:t>Модель данных — это и есть модель пользователя, на которой держится рекомендатель. По каждому человеку мы храним несколько слоёв: базовый профиль с весами интересов по темам, его взаимодействия — лайки, дизлайки и сохранения, векторное представление вкусов, статистику предпочтений по темам, состояние обучаемого бандита и заметки долговременной памяти о целях. Рядом — события с их векторами. Связи проведены от первичных ключей к внешним, а векторы хранятся через pgvector, что позволяет искать близкие по смыслу события прямо на стороне базы.</w:t>
+        <w:t>На слайде — модель данных, и это, по сути, модель пользователя, на которой держится рекомендатель. По каждому пользователю хранится несколько слоёв: профиль с весами интересов, реакции, вектор предпочтений, статистика по темам, состояние обучаемого бандита и заметки памяти о целях. Векторы хранятся в pgvector, поэтому близкие по смыслу события ищутся прямо на стороне базы.</w:t>
       </w:r>
     </w:p>
     <w:p>
@@ -273,7 +273,7 @@
         <w:spacing w:after="200"/>
       </w:pPr>
       <w:r>
-        <w:t>Это центральный слайд. Рекомендатель — гибридный, и для каждого события он считает девять сигналов, а потом складывает их с весами. Пройдусь по ним простыми словами. Первый — правила профиля: прямое совпадение выбранных тем, формата и города; простой и понятный базовый сигнал. Второй и самый весомый — семантическая близость: интересы пользователя и описание события переводятся в векторы и сравниваются по смыслу, поэтому «нейросети» и «глубокое обучение» система считает близкими, даже если слова разные. Третий — байесовская статистика по темам: по каждой теме мы помним, как человек на неё реагировал, и метод Томпсона сам балансирует между проверенным и новым; со временем старые реакции затухают, чтобы успевать за сменой интересов. Дальше две оценки от языковой модели — качество описания события и актуальность темы. Затем свежесть: ближайшие по дате события поднимаются, прошедшие опускаются. Седьмой сигнал — соответствие карьерной цели: сравниваем желаемые навыки человека со стеком события и поднимаем то, что приближает к цели. Восьмой — контекстный бандит: он дообучается на лету и добавляет небольшой бонус за исследование новых вариантов. Девятый — коллаборативный сигнал «похожие на тебя лайкали это»; на текущем малом наборе данных он пока отключён. Итог — взвешенная сумма; веса подобраны так, что смысловая близость и предпочтения по темам важнее всего. Поверх работает переранжирование для разнообразия, чтобы в топе не было пяти почти одинаковых митапов, и антиповтор серий. Каждый сигнал изолирован — сбой одного не ломает всю выдачу.</w:t>
+        <w:t>Это центральный слайд работы. Для каждого события рекомендатель считает девять сигналов и складывает их во взвешенную сумму. Принцип такой: не один «правильный» алгоритм, а ансамбль, где каждый сигнал отвечает за свой аспект релевантности и страхует остальные. Остановлюсь на ключевых. Самый весомый — семантическая близость: интересы пользователя и описание события переводятся в векторы и сравниваются по смыслу, поэтому «нейросети» и «глубокое обучение» система считает близкими, хотя слова разные; наибольший вес у него потому, что это самый точный сигнал по смыслу. Далее — правила профиля: прямое совпадение тем, формата и города; вес небольшой, так как это грубый, но честный и полностью объяснимый базовый сигнал. Третий — байесовская статистика по темам методом Томпсона: по каждой теме учитывается, как пользователь реагировал, причём старые реакции затухают, чтобы система успевала за сменой интересов. Затем две оценки от языковой модели — качество описания и актуальность темы; вес у них намеренно мал, это уточнение, а не основа решения. Свежесть поднимает ближайшие по дате события и опускает прошедшие. Соответствие карьерной цели сравнивает желаемые навыки пользователя со стеком события — это и есть учёт цели, которого нет у обычных афиш. Контекстный бандит дообучается на лету и добавляет небольшой бонус за исследование новых вариантов. Девятый, коллаборативный сигнал, отключён осознанно — на малом наборе данных он только шумит. Веса подобраны так, чтобы смысловая близость и предпочтения по темам были важнее всего, а оценки модели лишь корректировали порядок. Поверх суммы работает переранжирование по методу MMR: оно жертвует малой долей релевантности ради разнообразия, чтобы в топе не оказалось пяти почти одинаковых митапов, плюс антиповтор серий — из регулярной серии остаётся один ближайший выпуск. Наконец, каждый сигнал изолирован, поэтому сбой одного компонента не нарушает всю выдачу.</w:t>
       </w:r>
     </w:p>
     <w:p>
@@ -291,7 +291,7 @@
         <w:spacing w:after="200"/>
       </w:pPr>
       <w:r>
-        <w:t>Теперь как всё это работает по шагам. На запрос ленты для каждого события считаются те самые девять сигналов, они складываются с весами в общий балл, список сортируется по убыванию, прогоняется через переранжирование для разнообразия — и берётся несколько лучших. После этого один вызов языковой модели пишет короткие объяснения сразу ко всем отобранным событиям, опираясь только на их реальные данные — это подход RAG, поэтому модель ничего не выдумывает. А когда пользователь ставит лайк, дизлайк или сохраняет событие, эта реакция тут же обновляет и его профиль, и байесовскую статистику, и состояние бандита — то есть лента подстраивается практически сразу.</w:t>
+        <w:t>На слайде тот же процесс показан по шагам. На запрос ленты гибрид считает по каждому событию девять сигналов, складывает их в общий балл, сортирует список, прогоняет через переранжирование и берёт несколько лучших. Далее существенная деталь: объяснения формирует один вызов языковой модели сразу на все отобранные события, а не отдельный вызов на каждое, — это экономит время ответа и лимиты бесплатных моделей. Модель пишет строго по реальным данным каждого события — это подход RAG, поэтому она ничего не выдумывает, что важно для доверия к рекомендации. Замыкает цикл обратная связь: лайк, дизлайк или сохранение сразу обновляют профиль, байесовскую статистику и состояние бандита, поэтому лента подстраивается практически мгновенно, а не после периодического пересчёта.</w:t>
       </w:r>
     </w:p>
     <w:p>
@@ -309,7 +309,7 @@
         <w:spacing w:after="200"/>
       </w:pPr>
       <w:r>
-        <w:t>Сбор и нормализация событий. Данные приходят из шести источников, попадают в таблицу сырых записей и проходят нормализацию через языковую модель с проверкой типов и дат. Дубликаты отсекаются по близости векторов, а повторный сбор не задваивает события.</w:t>
+        <w:t>На слайде — сбор и нормализация событий. Данные поступают из шести источников в таблицу сырых записей и нормализуются языковой моделью с проверкой типов и дат. Здесь решены два типичных затруднения: дубликаты отсекаются по близости векторов, а повторный сбор сделан идемпотентным — одно и то же событие не задваивается.</w:t>
       </w:r>
     </w:p>
     <w:p>
@@ -327,7 +327,7 @@
         <w:spacing w:after="200"/>
       </w:pPr>
       <w:r>
-        <w:t>Кратко о надёжности. Языковые модели подключены цепочкой: основная — Gemini, при сбое запрос уходит на резервные модели Groq. Предусмотрена плавная деградация: на уровне моделей — переход к следующему провайдеру, на уровне рекомендателя — откат к выдаче по правилам, чтобы пользователь всегда получал ленту.</w:t>
+        <w:t>На слайде — цепочка языковых моделей и обеспечение надёжности. Главный принцип — плавная деградация на двух уровнях. Модели подключены цепочкой: основная — Gemini, при сбое запрос автоматически уходит на резервные модели Groq. Если же отказывает целый компонент рекомендателя, система откатывается к выдаче по правилам. Таким образом, пользователь при любом сбое всё равно получает ленту.</w:t>
       </w:r>
     </w:p>
     <w:p>
@@ -345,7 +345,7 @@
         <w:spacing w:after="200"/>
       </w:pPr>
       <w:r>
-        <w:t>Качество оценивалось двумя независимыми способами. Первый — оффлайн по схеме «leave-one-out»: у пользователя прячем одно понравившееся событие и проверяем, вернёт ли его система. Recall@5 — это доля случаев, когда спрятанное событие попало в первую пятёрку, а nDCG@5 учитывает ещё и его позицию в списке. Базовое правило даёт Recall@5 равный 0,50, гибрид — 0,65: рост на 15 пунктов, это примерно плюс тридцать процентов. По nDCG@5 рост с 0,26 до 0,38 — почти в полтора раза, то есть нужные события не просто попадают в топ, а оказываются выше. На горизонте топ-10 разрыв меньше — 0,80 против 0,85: базовый подход со временем догоняет, но гибрид находит релевантное раньше, а это и важно для ленты. Второй способ — оценка языковой моделью-судьёй по шкале от 1 до 5. По релевантности гибрид немного лучше — 4,40 против 4,33; а по разнообразию ниже — 2,10 против 2,53. Это честный и ожидаемый результат: гибрид сильнее фокусируется на релевантном, поэтому разнообразие мы регулируем отдельно — тем самым переранжированием. Все измерения воспроизводимы с фиксированным зерном, а код покрыт 369 автотестами.</w:t>
+        <w:t>На слайде представлены результаты оценки качества двумя независимыми способами. Первый — оффлайн по схеме leave-one-out: у пользователя скрывается одно понравившееся событие и проверяется, вернёт ли его система в топ. Recall@5 — это доля случаев, когда скрытое событие попало в первую пятёрку, а nDCG@5 учитывает ещё и его позицию. Recall@5 вырос с 0,50 у базового правила до 0,65 у гибрида — около плюс тридцати процентов; nDCG@5 — с 0,26 до 0,38, почти в полтора раза, то есть нужное событие не просто попадает в топ, а встаёт выше. На горизонте топ-10 разрыв меньше — 0,80 против 0,85: базовый подход со временем догоняет, но гибрид находит релевантное раньше, что для ленты и важно. Второй способ — оценка языковой моделью-судьёй по шкале от 1 до 5: по релевантности гибрид немного лучше, по разнообразию — ниже. Результат ожидаемый: гибрид сильнее фокусируется на релевантном, поэтому разнообразие регулируется отдельно — тем самым переранжированием, и это осознанный компромисс. Все измерения воспроизводимы с фиксированным зерном, код покрыт 369 автотестами.</w:t>
       </w:r>
     </w:p>
     <w:p>
@@ -363,7 +363,7 @@
         <w:spacing w:after="200"/>
       </w:pPr>
       <w:r>
-        <w:t>В заключение: все поставленные задачи выполнены. Собрана рабочая система из серверной части, бота и планировщика вокруг общей базы; реализован гибридный рекомендатель из девяти компонент с объяснением выбора; настроен сбор из шести источников с нормализацией и дедупликацией; качество подтверждено метриками и тестами. Среди направлений развития — расширение списка источников, включение коллаборативного сигнала на большем наборе данных и развитие работы в магистерскую.</w:t>
+        <w:t>На слайде — итоги работы. Все поставленные задачи выполнены: собрана рабочая система из серверной части, бота и планировщика вокруг общей базы; реализован гибридный рекомендатель из девяти компонент с объяснением выбора; настроен сбор из шести источников с нормализацией и дедупликацией; качество подтверждено метриками и тестами. Среди направлений развития — расширение списка источников, включение коллаборативного сигнала на большем наборе данных и развитие работы в магистерскую.</w:t>
       </w:r>
     </w:p>
     <w:p>

--- a/docs/Текст_выступления_EventMind.docx
+++ b/docs/Текст_выступления_EventMind.docx
@@ -39,7 +39,7 @@
         <w:spacing w:after="200"/>
       </w:pPr>
       <w:r>
-        <w:t>Добрый день, уважаемая комиссия. Меня зовут Белов Егор, тема моей работы — агрегация IT-событий и персональные рекомендации на основе модели пользователя. Научный руководитель — Анатолий Юрьевич Городилов. Далее расскажу, какую задачу решал и что в итоге получилось.</w:t>
+        <w:t>Добрый день, уважаемая комиссия. Меня зовут Белов Егор, тема работы — агрегация IT-событий и персональные рекомендации на основе модели пользователя. Научный руководитель — Анатолий Юрьевич Городилов.</w:t>
       </w:r>
     </w:p>
     <w:p>
@@ -57,7 +57,7 @@
         <w:spacing w:after="200"/>
       </w:pPr>
       <w:r>
-        <w:t>На слайде представлены актуальность и постановка проблемы. IT-мероприятий выходят десятки в неделю, но анонсы разбросаны по сайтам, агрегаторам и каналам — единой точки входа нет, а отбор подходящего остаётся ручной рутиной. Кроме того, обычные афиши не учитывают ни историю интересов пользователя, ни его карьерную цель. Отсюда решение — собирать события автоматически и строить персональную ленту с понятным объяснением выбора.</w:t>
+        <w:t>IT-мероприятий выходят десятки в неделю, но анонсы разбросаны по сайтам, агрегаторам и каналам — единой точки входа нет, и отбор подходящего остаётся ручной рутиной. Отсюда задача — собирать события автоматически и строить персональную ленту.</w:t>
       </w:r>
     </w:p>
     <w:p>
@@ -75,7 +75,7 @@
         <w:spacing w:after="200"/>
       </w:pPr>
       <w:r>
-        <w:t>На слайде определены объект и предмет исследования. Объект — процессы агрегации событий и построения рекомендаций; предмет — программная система, которая объединяет сбор, рекомендатель и интерфейс вокруг общей базы данных.</w:t>
+        <w:t>Объект — процессы агрегации событий и построения рекомендаций; предмет — программная система, объединяющая сбор, рекомендатель и интерфейс вокруг общей базы данных.</w:t>
       </w:r>
     </w:p>
     <w:p>
@@ -93,7 +93,7 @@
         <w:spacing w:after="200"/>
       </w:pPr>
       <w:r>
-        <w:t>На слайде представлены цель и задачи работы. Задачи задают её маршрут: от анализа предметной области и подходов до реализации алгоритма, интерфейса с обратной связью и оценки качества. По этому маршруту построен и доклад.</w:t>
+        <w:t>Задачи задают маршрут работы: от анализа предметной области и подходов до реализации алгоритма, интерфейса с обратной связью и оценки качества. По этому маршруту построен и доклад.</w:t>
       </w:r>
     </w:p>
     <w:p>
@@ -111,7 +111,7 @@
         <w:spacing w:after="200"/>
       </w:pPr>
       <w:r>
-        <w:t>На слайде перечислены пять проблем предметной области. Ключевые из них — две: рекомендации обычно даются без объяснения, почему предложено именно это событие, и не учитывают уровень и карьерную цель пользователя. На них работа нацелена в первую очередь.</w:t>
+        <w:t>Из пяти проблем предметной области ключевые две: рекомендации обычно даются без объяснения, почему предложено именно это событие, и не учитывают уровень и карьерную цель пользователя. Именно на них работа нацелена в первую очередь.</w:t>
       </w:r>
     </w:p>
     <w:p>
@@ -129,7 +129,7 @@
         <w:spacing w:after="200"/>
       </w:pPr>
       <w:r>
-        <w:t>На слайде представлена таблица с анализом существующих решений. Вывод следующий: каждое закрывает задачу лишь частично. Универсальные площадки не специализированы на IT и не учитывают поведение пользователя, тематические не строят персональных подборок, а в каналах сообществ нет ни поиска, ни персонализации. Ни одно решение не объединяет агрегацию из разных источников, учёт реакций и объяснимость — это и есть ниша работы.</w:t>
+        <w:t>Анализ существующих решений показывает: каждое закрывает задачу лишь частично. Универсальные площадки не специализированы на IT и не учитывают поведение, тематические не строят персональных подборок, в каналах сообществ нет ни поиска, ни персонализации. Ни одно не объединяет агрегацию, учёт реакций и объяснимость — это и есть ниша работы.</w:t>
       </w:r>
     </w:p>
     <w:p>
@@ -147,7 +147,7 @@
         <w:spacing w:after="200"/>
       </w:pPr>
       <w:r>
-        <w:t>На слайде в таблице сопоставлены основные подходы к рекомендациям. Контентный подход сравнивает содержание события с интересами: он работает уже при одном пользователе и хорошо объясним, но в одиночку даёт узкую, однообразную выдачу. Коллаборативная фильтрация анализирует, что лайкали похожие пользователи, и находит неочевидное, но требует объёма данных и страдает от холодного старта, когда о новом человеке данных ещё нет. Семантический подход переводит тексты в векторы и сравнивает их по смыслу, а не по точным словам, снимая проблему синонимов и разных языков. Контекстный бандит добавляет онлайн-обучение и балансирует между проверенным и новым. Общий вывод: ни один подход не самодостаточен — слабость каждого приходится на сильную сторону другого. Поэтому как основной выбран гибридный подход: он объединяет их сильные стороны, остаётся объяснимым за счёт контентной части и устойчив к холодному старту за счёт правил и семантики.</w:t>
+        <w:t>Здесь сопоставлены основные подходы. Контентный сравнивает событие с интересами — работает уже при одном пользователе и объясним, но даёт узкую выдачу. Коллаборативный смотрит, что лайкали похожие пользователи, находит неочевидное, но страдает от холодного старта. Семантический сравнивает тексты по смыслу, снимая проблему синонимов и языков. Контекстный бандит добавляет онлайн-обучение и баланс между проверенным и новым. Вывод: ни один не самодостаточен, слабость каждого закрывает сильная сторона другого. Поэтому выбран гибридный подход — он объясним за счёт контентной части и устойчив к холодному старту.</w:t>
       </w:r>
     </w:p>
     <w:p>
@@ -165,7 +165,7 @@
         <w:spacing w:after="200"/>
       </w:pPr>
       <w:r>
-        <w:t>На слайде — диаграмма вариантов использования. Пользователю доступны настройка профиля, персональная лента с объяснениями, оценки и сохранения, поиск обычным языком и дайджест; администратору — загрузка событий из источников и просмотр аналитики.</w:t>
+        <w:t>Диаграмма вариантов использования: пользователю доступны настройка профиля, персональная лента с объяснениями, оценки и сохранения, поиск обычным языком и дайджест; администратору — загрузка событий из источников и просмотр аналитики.</w:t>
       </w:r>
     </w:p>
     <w:p>
@@ -183,7 +183,7 @@
         <w:spacing w:after="200"/>
       </w:pPr>
       <w:r>
-        <w:t>На слайде показан бизнес-процесс системы целиком — от сбора и нормализации событий до доставки персональной ленты и обработки обратной связи, которая далее уточняет рекомендации. Ключевые блоки разберу по отдельности.</w:t>
+        <w:t>Бизнес-процесс системы целиком — от сбора и нормализации событий до доставки персональной ленты и обработки обратной связи, которая уточняет рекомендации. Ключевые блоки разберу по отдельности.</w:t>
       </w:r>
     </w:p>
     <w:p>
@@ -201,7 +201,7 @@
         <w:spacing w:after="200"/>
       </w:pPr>
       <w:r>
-        <w:t>Архитектура — три независимых процесса вокруг общей базы данных, каждому отведён отдельный слайд. Первый — серверная часть на FastAPI: REST-эндпоинты, рекомендатель, объяснения и отбор кандидатов по вектору через pgvector. Справа модуль приближён, чтобы был виден стек.</w:t>
+        <w:t>Архитектура — три независимых процесса вокруг общей базы. Первый — серверная часть на FastAPI: REST-эндпоинты, рекомендатель, объяснения и отбор кандидатов по вектору через pgvector.</w:t>
       </w:r>
     </w:p>
     <w:p>
@@ -219,7 +219,7 @@
         <w:spacing w:after="200"/>
       </w:pPr>
       <w:r>
-        <w:t>Второй процесс — Telegram-бот на aiogram: обработчики команд, мастер настройки профиля и карточки событий с кнопками. Бот выбран как интерфейс, поскольку не требует установки и работает там, где пользователь и так читает анонсы. С серверной частью бот общается по REST.</w:t>
+        <w:t>Второй — Telegram-бот на aiogram: команды, мастер настройки профиля и карточки событий с кнопками. Бот выбран как интерфейс — не требует установки и работает там, где пользователь и так читает анонсы. С сервером общается по REST.</w:t>
       </w:r>
     </w:p>
     <w:p>
@@ -237,7 +237,7 @@
         <w:spacing w:after="200"/>
       </w:pPr>
       <w:r>
-        <w:t>Третий процесс — планировщик на APScheduler. Он выполняет фоновые задачи, которые не должны замедлять пользователя: рассылку персонального дайджеста, периодический сбор новых событий и прогрев векторов.</w:t>
+        <w:t>Третий — планировщик на APScheduler: фоновые задачи, которые не должны замедлять пользователя, — рассылка дайджеста, периодический сбор событий и прогрев векторов.</w:t>
       </w:r>
     </w:p>
     <w:p>
@@ -255,7 +255,7 @@
         <w:spacing w:after="200"/>
       </w:pPr>
       <w:r>
-        <w:t>На слайде — модель данных, и это, по сути, модель пользователя, на которой держится рекомендатель. По каждому пользователю хранится несколько слоёв: профиль с весами интересов, реакции, вектор предпочтений, статистика по темам, состояние обучаемого бандита и заметки памяти о целях. Векторы хранятся в pgvector, поэтому близкие по смыслу события ищутся прямо на стороне базы.</w:t>
+        <w:t>Модель данных — по сути модель пользователя, на которой держится рекомендатель. По каждому хранится несколько слоёв: профиль с весами интересов, реакции, вектор предпочтений, статистика по темам, состояние бандита и заметки памяти о целях. Векторы лежат в pgvector, поэтому близкие по смыслу события ищутся на стороне базы.</w:t>
       </w:r>
     </w:p>
     <w:p>
@@ -273,7 +273,7 @@
         <w:spacing w:after="200"/>
       </w:pPr>
       <w:r>
-        <w:t>Это центральный слайд работы. Для каждого события рекомендатель считает девять сигналов и складывает их во взвешенную сумму. Принцип такой: не один «правильный» алгоритм, а ансамбль, где каждый сигнал отвечает за свой аспект релевантности и страхует остальные. Остановлюсь на ключевых. Самый весомый — семантическая близость: интересы пользователя и описание события переводятся в векторы и сравниваются по смыслу, поэтому «нейросети» и «глубокое обучение» система считает близкими, хотя слова разные; наибольший вес у него потому, что это самый точный сигнал по смыслу. Далее — правила профиля: прямое совпадение тем, формата и города; вес небольшой, так как это грубый, но честный и полностью объяснимый базовый сигнал. Третий — байесовская статистика по темам методом Томпсона: по каждой теме учитывается, как пользователь реагировал, причём старые реакции затухают, чтобы система успевала за сменой интересов. Затем две оценки от языковой модели — качество описания и актуальность темы; вес у них намеренно мал, это уточнение, а не основа решения. Свежесть поднимает ближайшие по дате события и опускает прошедшие. Соответствие карьерной цели сравнивает желаемые навыки пользователя со стеком события — это и есть учёт цели, которого нет у обычных афиш. Контекстный бандит дообучается на лету и добавляет небольшой бонус за исследование новых вариантов. Девятый, коллаборативный сигнал, отключён осознанно — на малом наборе данных он только шумит. Веса подобраны так, чтобы смысловая близость и предпочтения по темам были важнее всего, а оценки модели лишь корректировали порядок. Поверх суммы работает переранжирование по методу MMR: оно жертвует малой долей релевантности ради разнообразия, чтобы в топе не оказалось пяти почти одинаковых митапов, плюс антиповтор серий — из регулярной серии остаётся один ближайший выпуск. Наконец, каждый сигнал изолирован, поэтому сбой одного компонента не нарушает всю выдачу.</w:t>
+        <w:t>Центральный слайд. Для каждого события рекомендатель считает девять сигналов и складывает их во взвешенную сумму. Принцип — не один «правильный» алгоритм, а ансамбль, где каждый сигнал отвечает за свой аспект и страхует остальные. По ключевым: самый весомый — семантическая близость: интересы и описание переводятся в векторы и сравниваются по смыслу, поэтому «нейросети» и «глубокое обучение» система считает близкими; вес наибольший, так как сигнал самый точный. Правила профиля — прямое совпадение тем, формата и города: грубый, но честный и полностью объяснимый базовый сигнал. Байесовская статистика по темам методом Томпсона учитывает реакции по каждой теме, причём старые затухают, чтобы успевать за сменой интересов. Две оценки языковой модели — качество и актуальность — намеренно с малым весом, это уточнение. Свежесть поднимает ближайшие события. Соответствие карьерной цели сравнивает желаемые навыки со стеком события — тот самый учёт цели, которого нет у афиш. Контекстный бандит дообучается на лету и добавляет бонус за исследование нового. Девятый, коллаборативный, отключён осознанно — на малых данных он шумит. Поверх суммы — переранжирование MMR: жертвует малой долей релевантности ради разнообразия, чтобы в топе не было пяти одинаковых митапов, плюс антиповтор серий. Каждый сигнал изолирован, поэтому сбой одного не ломает всю выдачу.</w:t>
       </w:r>
     </w:p>
     <w:p>
@@ -291,7 +291,7 @@
         <w:spacing w:after="200"/>
       </w:pPr>
       <w:r>
-        <w:t>На слайде тот же процесс показан по шагам. На запрос ленты гибрид считает по каждому событию девять сигналов, складывает их в общий балл, сортирует список, прогоняет через переранжирование и берёт несколько лучших. Далее существенная деталь: объяснения формирует один вызов языковой модели сразу на все отобранные события, а не отдельный вызов на каждое, — это экономит время ответа и лимиты бесплатных моделей. Модель пишет строго по реальным данным каждого события — это подход RAG, поэтому она ничего не выдумывает, что важно для доверия к рекомендации. Замыкает цикл обратная связь: лайк, дизлайк или сохранение сразу обновляют профиль, байесовскую статистику и состояние бандита, поэтому лента подстраивается практически мгновенно, а не после периодического пересчёта.</w:t>
+        <w:t>Тот же процесс по шагам: на запрос ленты гибрид считает девять сигналов, складывает в общий балл, сортирует, переранжирует и берёт лучшие. Важная деталь: объяснения формирует один вызов модели сразу на все отобранные события, а не на каждое отдельно — это экономит время ответа и лимиты бесплатных моделей. Модель пишет строго по реальным данным события — это RAG, поэтому ничего не выдумывает. Замыкает цикл обратная связь: лайк, дизлайк или сохранение сразу обновляют профиль, статистику и бандит, и лента подстраивается почти мгновенно.</w:t>
       </w:r>
     </w:p>
     <w:p>
@@ -309,7 +309,7 @@
         <w:spacing w:after="200"/>
       </w:pPr>
       <w:r>
-        <w:t>На слайде — сбор и нормализация событий. Данные поступают из шести источников в таблицу сырых записей и нормализуются языковой моделью с проверкой типов и дат. Здесь решены два типичных затруднения: дубликаты отсекаются по близости векторов, а повторный сбор сделан идемпотентным — одно и то же событие не задваивается.</w:t>
+        <w:t>Сбор и нормализация: данные из шести источников попадают в таблицу сырых записей и нормализуются языковой моделью с проверкой типов и дат. Решены два затруднения: дубликаты отсекаются по близости векторов, а повторный сбор идемпотентен — событие не задваивается.</w:t>
       </w:r>
     </w:p>
     <w:p>
@@ -327,7 +327,7 @@
         <w:spacing w:after="200"/>
       </w:pPr>
       <w:r>
-        <w:t>На слайде — цепочка языковых моделей и обеспечение надёжности. Главный принцип — плавная деградация на двух уровнях. Модели подключены цепочкой: основная — Gemini, при сбое запрос автоматически уходит на резервные модели Groq. Если же отказывает целый компонент рекомендателя, система откатывается к выдаче по правилам. Таким образом, пользователь при любом сбое всё равно получает ленту.</w:t>
+        <w:t>Цепочка моделей и надёжность. Принцип — плавная деградация на двух уровнях: модели подключены цепочкой, основная Gemini, при сбое запрос уходит на резервные Groq; если отказывает целый компонент рекомендателя, система откатывается к выдаче по правилам. При любом сбое пользователь всё равно получает ленту.</w:t>
       </w:r>
     </w:p>
     <w:p>
@@ -345,7 +345,7 @@
         <w:spacing w:after="200"/>
       </w:pPr>
       <w:r>
-        <w:t>На слайде представлены результаты оценки качества двумя независимыми способами. Первый — оффлайн по схеме leave-one-out: у пользователя скрывается одно понравившееся событие и проверяется, вернёт ли его система в топ. Recall@5 — это доля случаев, когда скрытое событие попало в первую пятёрку, а nDCG@5 учитывает ещё и его позицию. Recall@5 вырос с 0,50 у базового правила до 0,65 у гибрида — около плюс тридцати процентов; nDCG@5 — с 0,26 до 0,38, почти в полтора раза, то есть нужное событие не просто попадает в топ, а встаёт выше. На горизонте топ-10 разрыв меньше — 0,80 против 0,85: базовый подход со временем догоняет, но гибрид находит релевантное раньше, что для ленты и важно. Второй способ — оценка языковой моделью-судьёй по шкале от 1 до 5: по релевантности гибрид немного лучше, по разнообразию — ниже. Результат ожидаемый: гибрид сильнее фокусируется на релевантном, поэтому разнообразие регулируется отдельно — тем самым переранжированием, и это осознанный компромисс. Все измерения воспроизводимы с фиксированным зерном, код покрыт 369 автотестами.</w:t>
+        <w:t>Качество оценено двумя независимыми способами. Первый — оффлайн leave-one-out: у пользователя скрывается одно понравившееся событие и проверяется, вернёт ли система его в топ. Recall@5 вырос с 0,50 у базового правила до 0,65 у гибрида, nDCG@5 — с 0,26 до 0,38, почти в полтора раза: нужное событие не просто попадает в топ, а встаёт выше. На топ-10 разрыв меньше — 0,80 против 0,85, но гибрид находит релевантное раньше, что для ленты и важно. Второй способ — оценка моделью-судьёй: по релевантности гибрид лучше, по разнообразию ниже — ожидаемый и осознанный компромисс, разнообразие регулируется переранжированием. Все измерения воспроизводимы, код покрыт 369 тестами.</w:t>
       </w:r>
     </w:p>
     <w:p>
@@ -363,7 +363,7 @@
         <w:spacing w:after="200"/>
       </w:pPr>
       <w:r>
-        <w:t>На слайде — итоги работы. Все поставленные задачи выполнены: собрана рабочая система из серверной части, бота и планировщика вокруг общей базы; реализован гибридный рекомендатель из девяти компонент с объяснением выбора; настроен сбор из шести источников с нормализацией и дедупликацией; качество подтверждено метриками и тестами. Среди направлений развития — расширение списка источников, включение коллаборативного сигнала на большем наборе данных и развитие работы в магистерскую.</w:t>
+        <w:t>Итоги: все задачи выполнены — собрана рабочая система из сервера, бота и планировщика вокруг общей базы; реализован гибридный рекомендатель из девяти компонент с объяснением выбора; настроен сбор из шести источников с нормализацией и дедупликацией; качество подтверждено метриками и тестами. Направления развития — расширение источников, включение коллаборативного сигнала на большем наборе данных и развитие работы в магистерскую.</w:t>
       </w:r>
     </w:p>
     <w:p>
@@ -381,7 +381,7 @@
         <w:spacing w:after="200"/>
       </w:pPr>
       <w:r>
-        <w:t>Благодарю за внимание! Готов ответить на ваши вопросы.</w:t>
+        <w:t>Благодарю за внимание! Готов ответить на вопросы.</w:t>
       </w:r>
     </w:p>
     <w:sectPr>
